--- a/ibm4212/files/Voice_Mode_Tutoring_Guide.docx
+++ b/ibm4212/files/Voice_Mode_Tutoring_Guide.docx
@@ -1358,6 +1358,44 @@
           </w:p>
         </w:tc>
       </w:tr>
+      <w:tr>
+        <w:tc>
+          <w:tcPr>
+            <w:tcW w:type="dxa" w:w="4968"/>
+          </w:tcPr>
+          <w:p>
+            <w:r>
+              <w:rPr>
+                <w:sz w:val="19"/>
+              </w:rPr>
+            </w:r>
+            <w:r>
+              <w:rPr>
+                <w:sz w:val="19"/>
+              </w:rPr>
+              <w:t>AI says it can't read the textbook file (optional study-partner session)</w:t>
+            </w:r>
+          </w:p>
+        </w:tc>
+        <w:tc>
+          <w:tcPr>
+            <w:tcW w:type="dxa" w:w="4968"/>
+          </w:tcPr>
+          <w:p>
+            <w:r>
+              <w:rPr>
+                <w:sz w:val="19"/>
+              </w:rPr>
+            </w:r>
+            <w:r>
+              <w:rPr>
+                <w:sz w:val="19"/>
+              </w:rPr>
+              <w:t>You attached VitalSource's printed PDF, which is page images with no text. Paste the chapter text into a Word file and attach that; ask for section headings, since the chapter has no page numbers</w:t>
+            </w:r>
+          </w:p>
+        </w:tc>
+      </w:tr>
     </w:tbl>
     <w:p/>
     <w:p>
@@ -1370,7 +1408,7 @@
         <w:rPr>
           <w:i/>
         </w:rPr>
-        <w:t>Change log: 2026-08-31 — created from the Mon Aug 31 in-class demo recording (screenshots extracted from the class screen share; no student content).</w:t>
+        <w:t>Change log: 2026-08-31 — created from the Mon Aug 31 in-class demo recording (screenshots extracted from the class screen share; no student content). 2026-09-09 — troubleshooting row for the image-only textbook PDF (study-partner session).</w:t>
       </w:r>
     </w:p>
     <w:p>

--- a/ibm4212/files/Voice_Mode_Tutoring_Guide.docx
+++ b/ibm4212/files/Voice_Mode_Tutoring_Guide.docx
@@ -760,19 +760,28 @@
         <w:rPr>
           <w:b/>
         </w:rPr>
-        <w:t>Select everything</w:t>
+        <w:t>Scroll to the very top of the chat first</w:t>
       </w:r>
       <w:r>
-        <w:t xml:space="preserve"> on the conversation page (Ctrl+A / Cmd+A), copy, and </w:t>
+        <w:t xml:space="preserve"> — keep scrolling up until your first message (the starter prompt) is visible. ChatGPT loads long threads in pieces, so selecting from the bottom copies only a fragment. Then </w:t>
       </w:r>
       <w:r>
         <w:rPr>
           <w:b/>
         </w:rPr>
-        <w:t>paste into a new Google Doc</w:t>
+        <w:t>select everything</w:t>
       </w:r>
       <w:r>
-        <w:t xml:space="preserve">. Name it </w:t>
+        <w:t xml:space="preserve"> (Cmd+A on Mac / Ctrl+A on Windows), copy, open a new Google Doc, and </w:t>
+      </w:r>
+      <w:r>
+        <w:rPr>
+          <w:b/>
+        </w:rPr>
+        <w:t>paste as plain text</w:t>
+      </w:r>
+      <w:r>
+        <w:t xml:space="preserve"> (Cmd+Shift+V / Ctrl+Shift+V, or Edit → Paste without formatting — plain text is what keeps Docs from freezing on a long transcript; there is no size limit for a normal transcript). Name it </w:t>
       </w:r>
       <w:r>
         <w:rPr>
@@ -927,6 +936,26 @@
           <w:sz w:val="19"/>
         </w:rPr>
         <w:t xml:space="preserve"> — and not for the grader. Check the green globe / "Anyone with the link" line before you copy.</w:t>
+      </w:r>
+    </w:p>
+    <w:p>
+      <w:r>
+        <w:rPr>
+          <w:b/>
+        </w:rPr>
+        <w:t>Backup route (if the copy keeps coming out short):</w:t>
+      </w:r>
+      <w:r>
+        <w:t xml:space="preserve"> scroll to the top as above, then use your browser's </w:t>
+      </w:r>
+      <w:r>
+        <w:rPr>
+          <w:b/>
+        </w:rPr>
+        <w:t>Print → Save as PDF</w:t>
+      </w:r>
+      <w:r>
+        <w:t xml:space="preserve"> (Cmd+P / Ctrl+P), upload the PDF to Google Drive, share it "Anyone with the link," and paste that link instead. It captures everything but can take a while to render on a long voice thread, so try the plain-text copy first. (The "Convert chat to PDF" button some browsers show is the Adobe Acrobat extension, not part of ChatGPT; if you have it, it does the same thing.)</w:t>
       </w:r>
     </w:p>
     <w:p>
@@ -1335,6 +1364,82 @@
               <w:rPr>
                 <w:sz w:val="19"/>
               </w:rPr>
+              <w:t>My copy stops partway through the conversation</w:t>
+            </w:r>
+          </w:p>
+        </w:tc>
+        <w:tc>
+          <w:tcPr>
+            <w:tcW w:type="dxa" w:w="4968"/>
+          </w:tcPr>
+          <w:p>
+            <w:r>
+              <w:rPr>
+                <w:sz w:val="19"/>
+              </w:rPr>
+            </w:r>
+            <w:r>
+              <w:rPr>
+                <w:sz w:val="19"/>
+              </w:rPr>
+              <w:t>You selected from the bottom before the thread fully loaded. Scroll to the very top until the starter prompt is visible, then Cmd+A / Ctrl+A. If it still stops, copy in two halves into the same Doc, or use the Print → Save as PDF backup</w:t>
+            </w:r>
+          </w:p>
+        </w:tc>
+      </w:tr>
+      <w:tr>
+        <w:tc>
+          <w:tcPr>
+            <w:tcW w:type="dxa" w:w="4968"/>
+          </w:tcPr>
+          <w:p>
+            <w:r>
+              <w:rPr>
+                <w:sz w:val="19"/>
+              </w:rPr>
+            </w:r>
+            <w:r>
+              <w:rPr>
+                <w:sz w:val="19"/>
+              </w:rPr>
+              <w:t>Google Docs freezes when I paste</w:t>
+            </w:r>
+          </w:p>
+        </w:tc>
+        <w:tc>
+          <w:tcPr>
+            <w:tcW w:type="dxa" w:w="4968"/>
+          </w:tcPr>
+          <w:p>
+            <w:r>
+              <w:rPr>
+                <w:sz w:val="19"/>
+              </w:rPr>
+            </w:r>
+            <w:r>
+              <w:rPr>
+                <w:sz w:val="19"/>
+              </w:rPr>
+              <w:t>You pasted with formatting. Use paste as plain text (Cmd+Shift+V / Ctrl+Shift+V, or Edit → Paste without formatting)</w:t>
+            </w:r>
+          </w:p>
+        </w:tc>
+      </w:tr>
+      <w:tr>
+        <w:tc>
+          <w:tcPr>
+            <w:tcW w:type="dxa" w:w="4968"/>
+          </w:tcPr>
+          <w:p>
+            <w:r>
+              <w:rPr>
+                <w:sz w:val="19"/>
+              </w:rPr>
+            </w:r>
+            <w:r>
+              <w:rPr>
+                <w:sz w:val="19"/>
+              </w:rPr>
               <w:t>AI won't stop suggesting changes</w:t>
             </w:r>
           </w:p>
@@ -1408,7 +1513,7 @@
         <w:rPr>
           <w:i/>
         </w:rPr>
-        <w:t>Change log: 2026-08-31 — created from the Mon Aug 31 in-class demo recording (screenshots extracted from the class screen share; no student content). 2026-09-09 — troubleshooting row for the image-only textbook PDF (study-partner session).</w:t>
+        <w:t>Change log: 2026-08-31 — created from the Mon Aug 31 in-class demo recording (screenshots extracted from the class screen share; no student content). 2026-09-09 — troubleshooting row for the image-only textbook PDF (study-partner session); Step 4 rewritten for long transcripts: scroll to top, plain-text paste, PDF backup; two troubleshooting rows.</w:t>
       </w:r>
     </w:p>
     <w:p>
